--- a/examples/projects/dr_timbo/reports/Dr_Timbo_Water_Quality_Report.docx
+++ b/examples/projects/dr_timbo/reports/Dr_Timbo_Water_Quality_Report.docx
@@ -101,6 +101,56 @@
       </w:r>
       <w:r>
         <w:t>Example Laboratory, Freetown</w:t>
+      </w:r>
+    </w:p>
+    <w:p>
+      <w:r>
+        <w:br w:type="page"/>
+      </w:r>
+    </w:p>
+    <w:p>
+      <w:pPr>
+        <w:pStyle w:val="Heading1"/>
+      </w:pPr>
+      <w:r>
+        <w:t>Executive Summary</w:t>
+      </w:r>
+    </w:p>
+    <w:p>
+      <w:pPr>
+        <w:jc w:val="both"/>
+      </w:pPr>
+      <w:r>
+        <w:rPr>
+          <w:b w:val="0"/>
+          <w:i w:val="0"/>
+        </w:rPr>
+        <w:t>Laboratory results for the borehole water at Dr. Timbo's Residence were assessed against the WHO Guidelines for Drinking-water Quality and the national/adopted limits. The water does not meet the health based guideline value(s) for Manganese, Total coliforms, so treatment or an alternative source is required before it is used for drinking.</w:t>
+      </w:r>
+    </w:p>
+    <w:p>
+      <w:r>
+        <w:rPr>
+          <w:b/>
+          <w:i w:val="0"/>
+        </w:rPr>
+        <w:t>Key findings:</w:t>
+      </w:r>
+    </w:p>
+    <w:p>
+      <w:pPr>
+        <w:pStyle w:val="ListBullet"/>
+      </w:pPr>
+      <w:r>
+        <w:t>Health based exceedance(s): Manganese, Total coliforms.</w:t>
+      </w:r>
+    </w:p>
+    <w:p>
+      <w:pPr>
+        <w:pStyle w:val="ListBullet"/>
+      </w:pPr>
+      <w:r>
+        <w:t>Treatment or an alternative source is required before drinking.</w:t>
       </w:r>
     </w:p>
     <w:p>
@@ -379,7 +429,19 @@
           <w:b w:val="0"/>
           <w:i w:val="0"/>
         </w:rPr>
-        <w:t>Results are compared against the WHO Guidelines for Drinking-water Quality (fourth edition with addenda) and the national standard limits configured for this project. Values reported by the laboratory as below the detection limit are shown as such.</w:t>
+        <w:t>Results are compared against the WHO Guidelines for Drinking-water Quality (fourth edition with addenda) and the national standard limits configured for this project. Where a confirmed national value is not available, the WHO or regional figure is adopted for that parameter and the status column reads national/adopted limit. Values reported by the laboratory as below the detection limit are shown as such.</w:t>
+      </w:r>
+    </w:p>
+    <w:p>
+      <w:pPr>
+        <w:jc w:val="both"/>
+      </w:pPr>
+      <w:r>
+        <w:rPr>
+          <w:b w:val="0"/>
+          <w:i w:val="0"/>
+        </w:rPr>
+        <w:t>The national column in the standards table is provisional: its values are WHO guideline figures carried across, or limits adopted from regional practice, and have not been confirmed against the Sierra Leone Standards Bureau drinking water specification. Confirm the figures before treating a national exceedance as a compliance finding.</w:t>
       </w:r>
     </w:p>
     <w:p>
@@ -646,7 +708,7 @@
                 <w:color w:val="B00000"/>
                 <w:sz w:val="17"/>
               </w:rPr>
-              <w:t>Exceeds national limit</w:t>
+              <w:t>Exceeds acceptability value</w:t>
             </w:r>
           </w:p>
         </w:tc>
@@ -2422,7 +2484,7 @@
                 <w:color w:val="B00000"/>
                 <w:sz w:val="17"/>
               </w:rPr>
-              <w:t>Exceeds national limit</w:t>
+              <w:t>Exceeds acceptability value</w:t>
             </w:r>
           </w:p>
         </w:tc>
@@ -3329,7 +3391,7 @@
                 <w:color w:val="B00000"/>
                 <w:sz w:val="17"/>
               </w:rPr>
-              <w:t>Exceeds national limit</w:t>
+              <w:t>EXCEEDS HEALTH GUIDELINE</w:t>
             </w:r>
           </w:p>
         </w:tc>
@@ -3345,7 +3407,25 @@
           <w:b/>
           <w:i w:val="0"/>
         </w:rPr>
-        <w:t>The water does not meet the health based guideline value(s) for: Manganese. Treatment or an alternative source is required before the water is used for drinking.</w:t>
+        <w:t>The water does not meet the health based guideline value(s) for: Manganese, Total coliforms. Treatment or an alternative source is required before the water is used for drinking.</w:t>
+      </w:r>
+    </w:p>
+    <w:p>
+      <w:r>
+        <w:rPr>
+          <w:b/>
+          <w:i w:val="0"/>
+        </w:rPr>
+        <w:t>Water Quality Index: 224 (Very poor), over 10 physico-chemical parameters.</w:t>
+      </w:r>
+    </w:p>
+    <w:p>
+      <w:r>
+        <w:rPr>
+          <w:b/>
+          <w:i w:val="0"/>
+        </w:rPr>
+        <w:t>Health Hazard Index: 0.19 (Acceptable (Hazard Index below 1)).</w:t>
       </w:r>
     </w:p>
     <w:p>
@@ -3373,7 +3453,247 @@
         <w:pStyle w:val="Heading1"/>
       </w:pPr>
       <w:r>
-        <w:t>4. Hydrochemical Facies</w:t>
+        <w:t>4. Corrosivity and Materials</w:t>
+      </w:r>
+    </w:p>
+    <w:p>
+      <w:pPr>
+        <w:jc w:val="both"/>
+      </w:pPr>
+      <w:r>
+        <w:rPr>
+          <w:b w:val="0"/>
+          <w:i w:val="0"/>
+        </w:rPr>
+        <w:t>The water is chemically aggressive (Ryznar index 11.4, Langelier index -2.7). It will corrode metal fittings, and it can be aggressive even though the pH is within the acceptability range, which is typical of soft basement groundwater.</w:t>
+      </w:r>
+    </w:p>
+    <w:p>
+      <w:r>
+        <w:rPr>
+          <w:b/>
+          <w:sz w:val="18"/>
+        </w:rPr>
+        <w:t>Table 2. Corrosivity and scaling indices.</w:t>
+      </w:r>
+    </w:p>
+    <w:tbl>
+      <w:tblPr>
+        <w:tblStyle w:val="TableGrid"/>
+        <w:tblW w:type="auto" w:w="0"/>
+        <w:jc w:val="center"/>
+        <w:tblLook w:firstColumn="1" w:firstRow="1" w:lastColumn="0" w:lastRow="0" w:noHBand="0" w:noVBand="1" w:val="04A0"/>
+      </w:tblPr>
+      <w:tblGrid>
+        <w:gridCol w:w="4536"/>
+        <w:gridCol w:w="4536"/>
+      </w:tblGrid>
+      <w:tr>
+        <w:tc>
+          <w:tcPr>
+            <w:tcW w:type="dxa" w:w="4536"/>
+            <w:shd w:val="clear" w:fill="1F5C8B"/>
+          </w:tcPr>
+          <w:p>
+            <w:r/>
+            <w:r>
+              <w:rPr>
+                <w:b/>
+                <w:color w:val="FFFFFF"/>
+                <w:sz w:val="19"/>
+              </w:rPr>
+              <w:t>Index</w:t>
+            </w:r>
+          </w:p>
+        </w:tc>
+        <w:tc>
+          <w:tcPr>
+            <w:tcW w:type="dxa" w:w="4536"/>
+            <w:shd w:val="clear" w:fill="1F5C8B"/>
+          </w:tcPr>
+          <w:p>
+            <w:r/>
+            <w:r>
+              <w:rPr>
+                <w:b/>
+                <w:color w:val="FFFFFF"/>
+                <w:sz w:val="19"/>
+              </w:rPr>
+              <w:t>Value</w:t>
+            </w:r>
+          </w:p>
+        </w:tc>
+      </w:tr>
+      <w:tr>
+        <w:tc>
+          <w:tcPr>
+            <w:tcW w:type="dxa" w:w="4536"/>
+          </w:tcPr>
+          <w:p>
+            <w:r/>
+            <w:r>
+              <w:rPr>
+                <w:sz w:val="19"/>
+              </w:rPr>
+              <w:t>Langelier Saturation Index (LSI)</w:t>
+            </w:r>
+          </w:p>
+        </w:tc>
+        <w:tc>
+          <w:tcPr>
+            <w:tcW w:type="dxa" w:w="4536"/>
+          </w:tcPr>
+          <w:p>
+            <w:r/>
+            <w:r>
+              <w:rPr>
+                <w:sz w:val="19"/>
+              </w:rPr>
+              <w:t>-2.74</w:t>
+            </w:r>
+          </w:p>
+        </w:tc>
+      </w:tr>
+      <w:tr>
+        <w:tc>
+          <w:tcPr>
+            <w:tcW w:type="dxa" w:w="4536"/>
+          </w:tcPr>
+          <w:p>
+            <w:r/>
+            <w:r>
+              <w:rPr>
+                <w:sz w:val="19"/>
+              </w:rPr>
+              <w:t>Ryznar Stability Index (RSI)</w:t>
+            </w:r>
+          </w:p>
+        </w:tc>
+        <w:tc>
+          <w:tcPr>
+            <w:tcW w:type="dxa" w:w="4536"/>
+          </w:tcPr>
+          <w:p>
+            <w:r/>
+            <w:r>
+              <w:rPr>
+                <w:sz w:val="19"/>
+              </w:rPr>
+              <w:t>11.37</w:t>
+            </w:r>
+          </w:p>
+        </w:tc>
+      </w:tr>
+      <w:tr>
+        <w:tc>
+          <w:tcPr>
+            <w:tcW w:type="dxa" w:w="4536"/>
+          </w:tcPr>
+          <w:p>
+            <w:r/>
+            <w:r>
+              <w:rPr>
+                <w:sz w:val="19"/>
+              </w:rPr>
+              <w:t>Aggressive Index (AI)</w:t>
+            </w:r>
+          </w:p>
+        </w:tc>
+        <w:tc>
+          <w:tcPr>
+            <w:tcW w:type="dxa" w:w="4536"/>
+          </w:tcPr>
+          <w:p>
+            <w:r/>
+            <w:r>
+              <w:rPr>
+                <w:sz w:val="19"/>
+              </w:rPr>
+              <w:t>9.11</w:t>
+            </w:r>
+          </w:p>
+        </w:tc>
+      </w:tr>
+      <w:tr>
+        <w:tc>
+          <w:tcPr>
+            <w:tcW w:type="dxa" w:w="4536"/>
+          </w:tcPr>
+          <w:p>
+            <w:r/>
+            <w:r>
+              <w:rPr>
+                <w:sz w:val="19"/>
+              </w:rPr>
+              <w:t>Larson-Skold ratio</w:t>
+            </w:r>
+          </w:p>
+        </w:tc>
+        <w:tc>
+          <w:tcPr>
+            <w:tcW w:type="dxa" w:w="4536"/>
+          </w:tcPr>
+          <w:p>
+            <w:r/>
+            <w:r>
+              <w:rPr>
+                <w:sz w:val="19"/>
+              </w:rPr>
+              <w:t>0.72</w:t>
+            </w:r>
+          </w:p>
+        </w:tc>
+      </w:tr>
+      <w:tr>
+        <w:tc>
+          <w:tcPr>
+            <w:tcW w:type="dxa" w:w="4536"/>
+          </w:tcPr>
+          <w:p>
+            <w:r/>
+            <w:r>
+              <w:rPr>
+                <w:sz w:val="19"/>
+              </w:rPr>
+              <w:t>Classification</w:t>
+            </w:r>
+          </w:p>
+        </w:tc>
+        <w:tc>
+          <w:tcPr>
+            <w:tcW w:type="dxa" w:w="4536"/>
+          </w:tcPr>
+          <w:p>
+            <w:r/>
+            <w:r>
+              <w:rPr>
+                <w:sz w:val="19"/>
+              </w:rPr>
+              <w:t>Strongly corrosive</w:t>
+            </w:r>
+          </w:p>
+        </w:tc>
+      </w:tr>
+    </w:tbl>
+    <w:p/>
+    <w:p>
+      <w:pPr>
+        <w:jc w:val="both"/>
+      </w:pPr>
+      <w:r>
+        <w:rPr>
+          <w:b/>
+          <w:i w:val="0"/>
+        </w:rPr>
+        <w:t>Specify uPVC or stainless steel (grade 304 or 316) for the rising main and pump components, and avoid galvanised iron and mild steel, which corrode rapidly in this water and are a leading cause of premature handpump failure. Inspect the rising main and pump rods for corrosion at each service.</w:t>
+      </w:r>
+    </w:p>
+    <w:p>
+      <w:pPr>
+        <w:pStyle w:val="Heading1"/>
+      </w:pPr>
+      <w:r>
+        <w:t>5. Hydrochemical Facies</w:t>
       </w:r>
     </w:p>
     <w:p>
@@ -3392,7 +3712,7 @@
               <a:graphicData uri="http://schemas.openxmlformats.org/drawingml/2006/picture">
                 <pic:pic>
                   <pic:nvPicPr>
-                    <pic:cNvPr id="0" name="piper.png"/>
+                    <pic:cNvPr id="0" name="piper_BH-1.png"/>
                     <pic:cNvPicPr/>
                   </pic:nvPicPr>
                   <pic:blipFill>
@@ -3434,7 +3754,7 @@
       <w:r>
         <w:drawing>
           <wp:inline xmlns:a="http://schemas.openxmlformats.org/drawingml/2006/main" xmlns:pic="http://schemas.openxmlformats.org/drawingml/2006/picture">
-            <wp:extent cx="3960000" cy="2483624"/>
+            <wp:extent cx="3960000" cy="2480743"/>
             <wp:docPr id="2" name="Picture 2"/>
             <wp:cNvGraphicFramePr>
               <a:graphicFrameLocks noChangeAspect="1"/>
@@ -3443,7 +3763,7 @@
               <a:graphicData uri="http://schemas.openxmlformats.org/drawingml/2006/picture">
                 <pic:pic>
                   <pic:nvPicPr>
-                    <pic:cNvPr id="0" name="stiff.png"/>
+                    <pic:cNvPr id="0" name="stiff_BH-1.png"/>
                     <pic:cNvPicPr/>
                   </pic:nvPicPr>
                   <pic:blipFill>
@@ -3455,7 +3775,7 @@
                   <pic:spPr>
                     <a:xfrm>
                       <a:off x="0" y="0"/>
-                      <a:ext cx="3960000" cy="2483624"/>
+                      <a:ext cx="3960000" cy="2480743"/>
                     </a:xfrm>
                     <a:prstGeom prst="rect"/>
                   </pic:spPr>
@@ -3483,7 +3803,15 @@
         <w:pStyle w:val="Heading1"/>
       </w:pPr>
       <w:r>
-        <w:t>5. Recommendations</w:t>
+        <w:t>6. Recommendations</w:t>
+      </w:r>
+    </w:p>
+    <w:p>
+      <w:pPr>
+        <w:pStyle w:val="ListBullet"/>
+      </w:pPr>
+      <w:r>
+        <w:t>Specify uPVC or stainless steel (grade 304 or 316) for the rising main and pump components, and avoid galvanised iron and mild steel, which corrode rapidly in this water and are a leading cause of premature handpump failure. Inspect the rising main and pump rods for corrosion at each service.</w:t>
       </w:r>
     </w:p>
     <w:p>
@@ -3492,6 +3820,14 @@
       </w:pPr>
       <w:r>
         <w:t>Manganese requires oxidation and filtration (aeration or chlorination followed by filtration); monitor infant exposure in the meantime.</w:t>
+      </w:r>
+    </w:p>
+    <w:p>
+      <w:pPr>
+        <w:pStyle w:val="ListBullet"/>
+      </w:pPr>
+      <w:r>
+        <w:t>Coliform detection calls for disinfection of the borehole and pump, a sanitary inspection of the wellhead, and re-sampling.</w:t>
       </w:r>
     </w:p>
     <w:p>
@@ -3515,7 +3851,15 @@
         <w:pStyle w:val="ListBullet"/>
       </w:pPr>
       <w:r>
-        <w:t>Coliform detection calls for disinfection of the borehole and pump, a sanitary inspection of the wellhead, and re-sampling.</w:t>
+        <w:t>Repeat physico-chemical and bacteriological testing at least once a year, and after any flooding or repair work on the wellhead.</w:t>
+      </w:r>
+    </w:p>
+    <w:p>
+      <w:pPr>
+        <w:pStyle w:val="Heading1"/>
+      </w:pPr>
+      <w:r>
+        <w:t>7. Limitations and Uncertainty</w:t>
       </w:r>
     </w:p>
     <w:p>
@@ -3523,9 +3867,747 @@
         <w:pStyle w:val="ListBullet"/>
       </w:pPr>
       <w:r>
-        <w:t>Repeat physico-chemical and bacteriological testing at least once a year, and after any flooding or repair work on the wellhead.</w:t>
+        <w:t>The results describe a single sample at one point in time. Water quality varies with the season, rainfall and the condition of the wellhead, so periodic re-testing is needed to confirm the verdict.</w:t>
       </w:r>
     </w:p>
+    <w:p>
+      <w:pPr>
+        <w:pStyle w:val="ListBullet"/>
+      </w:pPr>
+      <w:r>
+        <w:t>Parameters reported below the laboratory detection limit are shown as such; a non-detection does not prove complete absence.</w:t>
+      </w:r>
+    </w:p>
+    <w:p>
+      <w:pPr>
+        <w:pStyle w:val="ListBullet"/>
+      </w:pPr>
+      <w:r>
+        <w:t>The corrosivity and index calculations use the parameters supplied. Missing pH, calcium or alkalinity limit what can be assessed, and any assumptions made are stated where they are used.</w:t>
+      </w:r>
+    </w:p>
+    <w:p>
+      <w:pPr>
+        <w:pStyle w:val="Heading1"/>
+      </w:pPr>
+      <w:r>
+        <w:t>References</w:t>
+      </w:r>
+    </w:p>
+    <w:p>
+      <w:pPr>
+        <w:spacing w:after="80"/>
+        <w:ind w:left="454" w:hanging="454"/>
+      </w:pPr>
+      <w:r>
+        <w:t>World Health Organization (2022). Guidelines for Drinking-water Quality, 4th edition incorporating the first and second addenda. Geneva: World Health Organization.</w:t>
+      </w:r>
+    </w:p>
+    <w:p>
+      <w:pPr>
+        <w:spacing w:after="80"/>
+        <w:ind w:left="454" w:hanging="454"/>
+      </w:pPr>
+      <w:r>
+        <w:t>Sierra Leone Standards Bureau. Sierra Leone Standard for drinking water quality (SLS). Freetown: SLSB.</w:t>
+      </w:r>
+    </w:p>
+    <w:p>
+      <w:pPr>
+        <w:spacing w:after="80"/>
+        <w:ind w:left="454" w:hanging="454"/>
+      </w:pPr>
+      <w:r>
+        <w:t>Langelier, W.F. (1936). The analytical control of anti-corrosion water treatment. Journal of the American Water Works Association, 28, 1500-1521.</w:t>
+      </w:r>
+    </w:p>
+    <w:p>
+      <w:pPr>
+        <w:pStyle w:val="Heading1"/>
+      </w:pPr>
+      <w:r>
+        <w:t>Glossary and Abbreviations</w:t>
+      </w:r>
+    </w:p>
+    <w:tbl>
+      <w:tblPr>
+        <w:tblStyle w:val="TableGrid"/>
+        <w:tblW w:type="auto" w:w="0"/>
+        <w:jc w:val="center"/>
+        <w:tblLook w:firstColumn="1" w:firstRow="1" w:lastColumn="0" w:lastRow="0" w:noHBand="0" w:noVBand="1" w:val="04A0"/>
+      </w:tblPr>
+      <w:tblGrid>
+        <w:gridCol w:w="4536"/>
+        <w:gridCol w:w="4536"/>
+      </w:tblGrid>
+      <w:tr>
+        <w:tc>
+          <w:tcPr>
+            <w:tcW w:type="dxa" w:w="1984"/>
+            <w:shd w:val="clear" w:fill="1F5C8B"/>
+          </w:tcPr>
+          <w:p>
+            <w:r/>
+            <w:r>
+              <w:rPr>
+                <w:b/>
+                <w:color w:val="FFFFFF"/>
+                <w:sz w:val="18"/>
+              </w:rPr>
+              <w:t>Term</w:t>
+            </w:r>
+          </w:p>
+        </w:tc>
+        <w:tc>
+          <w:tcPr>
+            <w:tcW w:type="dxa" w:w="6803"/>
+            <w:shd w:val="clear" w:fill="1F5C8B"/>
+          </w:tcPr>
+          <w:p>
+            <w:r/>
+            <w:r>
+              <w:rPr>
+                <w:b/>
+                <w:color w:val="FFFFFF"/>
+                <w:sz w:val="18"/>
+              </w:rPr>
+              <w:t>Meaning</w:t>
+            </w:r>
+          </w:p>
+        </w:tc>
+      </w:tr>
+      <w:tr>
+        <w:tc>
+          <w:tcPr>
+            <w:tcW w:type="dxa" w:w="1984"/>
+          </w:tcPr>
+          <w:p>
+            <w:r/>
+            <w:r>
+              <w:rPr>
+                <w:sz w:val="18"/>
+              </w:rPr>
+              <w:t>VES</w:t>
+            </w:r>
+          </w:p>
+        </w:tc>
+        <w:tc>
+          <w:tcPr>
+            <w:tcW w:type="dxa" w:w="6803"/>
+          </w:tcPr>
+          <w:p>
+            <w:r/>
+            <w:r>
+              <w:rPr>
+                <w:sz w:val="18"/>
+              </w:rPr>
+              <w:t>Vertical electrical sounding, a resistivity depth survey</w:t>
+            </w:r>
+          </w:p>
+        </w:tc>
+      </w:tr>
+      <w:tr>
+        <w:tc>
+          <w:tcPr>
+            <w:tcW w:type="dxa" w:w="1984"/>
+          </w:tcPr>
+          <w:p>
+            <w:r/>
+            <w:r>
+              <w:rPr>
+                <w:sz w:val="18"/>
+              </w:rPr>
+              <w:t>AB/2</w:t>
+            </w:r>
+          </w:p>
+        </w:tc>
+        <w:tc>
+          <w:tcPr>
+            <w:tcW w:type="dxa" w:w="6803"/>
+          </w:tcPr>
+          <w:p>
+            <w:r/>
+            <w:r>
+              <w:rPr>
+                <w:sz w:val="18"/>
+              </w:rPr>
+              <w:t>Half the current-electrode spacing in a Schlumberger array</w:t>
+            </w:r>
+          </w:p>
+        </w:tc>
+      </w:tr>
+      <w:tr>
+        <w:tc>
+          <w:tcPr>
+            <w:tcW w:type="dxa" w:w="1984"/>
+          </w:tcPr>
+          <w:p>
+            <w:r/>
+            <w:r>
+              <w:rPr>
+                <w:sz w:val="18"/>
+              </w:rPr>
+              <w:t>ohm-m</w:t>
+            </w:r>
+          </w:p>
+        </w:tc>
+        <w:tc>
+          <w:tcPr>
+            <w:tcW w:type="dxa" w:w="6803"/>
+          </w:tcPr>
+          <w:p>
+            <w:r/>
+            <w:r>
+              <w:rPr>
+                <w:sz w:val="18"/>
+              </w:rPr>
+              <w:t>Ohm-metre, the unit of electrical resistivity</w:t>
+            </w:r>
+          </w:p>
+        </w:tc>
+      </w:tr>
+      <w:tr>
+        <w:tc>
+          <w:tcPr>
+            <w:tcW w:type="dxa" w:w="1984"/>
+          </w:tcPr>
+          <w:p>
+            <w:r/>
+            <w:r>
+              <w:rPr>
+                <w:sz w:val="18"/>
+              </w:rPr>
+              <w:t>ERR</w:t>
+            </w:r>
+          </w:p>
+        </w:tc>
+        <w:tc>
+          <w:tcPr>
+            <w:tcW w:type="dxa" w:w="6803"/>
+          </w:tcPr>
+          <w:p>
+            <w:r/>
+            <w:r>
+              <w:rPr>
+                <w:sz w:val="18"/>
+              </w:rPr>
+              <w:t>Root-mean-square misfit of the fitted layered model (percent)</w:t>
+            </w:r>
+          </w:p>
+        </w:tc>
+      </w:tr>
+      <w:tr>
+        <w:tc>
+          <w:tcPr>
+            <w:tcW w:type="dxa" w:w="1984"/>
+          </w:tcPr>
+          <w:p>
+            <w:r/>
+            <w:r>
+              <w:rPr>
+                <w:sz w:val="18"/>
+              </w:rPr>
+              <w:t>S (Dar-Zarrouk)</w:t>
+            </w:r>
+          </w:p>
+        </w:tc>
+        <w:tc>
+          <w:tcPr>
+            <w:tcW w:type="dxa" w:w="6803"/>
+          </w:tcPr>
+          <w:p>
+            <w:r/>
+            <w:r>
+              <w:rPr>
+                <w:sz w:val="18"/>
+              </w:rPr>
+              <w:t>Longitudinal conductance, sum of thickness/resistivity (siemens)</w:t>
+            </w:r>
+          </w:p>
+        </w:tc>
+      </w:tr>
+      <w:tr>
+        <w:tc>
+          <w:tcPr>
+            <w:tcW w:type="dxa" w:w="1984"/>
+          </w:tcPr>
+          <w:p>
+            <w:r/>
+            <w:r>
+              <w:rPr>
+                <w:sz w:val="18"/>
+              </w:rPr>
+              <w:t>T (Dar-Zarrouk)</w:t>
+            </w:r>
+          </w:p>
+        </w:tc>
+        <w:tc>
+          <w:tcPr>
+            <w:tcW w:type="dxa" w:w="6803"/>
+          </w:tcPr>
+          <w:p>
+            <w:r/>
+            <w:r>
+              <w:rPr>
+                <w:sz w:val="18"/>
+              </w:rPr>
+              <w:t>Transverse resistance, sum of thickness x resistivity (ohm m2)</w:t>
+            </w:r>
+          </w:p>
+        </w:tc>
+      </w:tr>
+      <w:tr>
+        <w:tc>
+          <w:tcPr>
+            <w:tcW w:type="dxa" w:w="1984"/>
+          </w:tcPr>
+          <w:p>
+            <w:r/>
+            <w:r>
+              <w:rPr>
+                <w:sz w:val="18"/>
+              </w:rPr>
+              <w:t>SWL</w:t>
+            </w:r>
+          </w:p>
+        </w:tc>
+        <w:tc>
+          <w:tcPr>
+            <w:tcW w:type="dxa" w:w="6803"/>
+          </w:tcPr>
+          <w:p>
+            <w:r/>
+            <w:r>
+              <w:rPr>
+                <w:sz w:val="18"/>
+              </w:rPr>
+              <w:t>Static water level, the rest water level before pumping</w:t>
+            </w:r>
+          </w:p>
+        </w:tc>
+      </w:tr>
+      <w:tr>
+        <w:tc>
+          <w:tcPr>
+            <w:tcW w:type="dxa" w:w="1984"/>
+          </w:tcPr>
+          <w:p>
+            <w:r/>
+            <w:r>
+              <w:rPr>
+                <w:sz w:val="18"/>
+              </w:rPr>
+              <w:t>DWL</w:t>
+            </w:r>
+          </w:p>
+        </w:tc>
+        <w:tc>
+          <w:tcPr>
+            <w:tcW w:type="dxa" w:w="6803"/>
+          </w:tcPr>
+          <w:p>
+            <w:r/>
+            <w:r>
+              <w:rPr>
+                <w:sz w:val="18"/>
+              </w:rPr>
+              <w:t>Dynamic water level, the water level during pumping</w:t>
+            </w:r>
+          </w:p>
+        </w:tc>
+      </w:tr>
+      <w:tr>
+        <w:tc>
+          <w:tcPr>
+            <w:tcW w:type="dxa" w:w="1984"/>
+          </w:tcPr>
+          <w:p>
+            <w:r/>
+            <w:r>
+              <w:rPr>
+                <w:sz w:val="18"/>
+              </w:rPr>
+              <w:t>T (transmissivity)</w:t>
+            </w:r>
+          </w:p>
+        </w:tc>
+        <w:tc>
+          <w:tcPr>
+            <w:tcW w:type="dxa" w:w="6803"/>
+          </w:tcPr>
+          <w:p>
+            <w:r/>
+            <w:r>
+              <w:rPr>
+                <w:sz w:val="18"/>
+              </w:rPr>
+              <w:t>Aquifer transmissivity (m2/day)</w:t>
+            </w:r>
+          </w:p>
+        </w:tc>
+      </w:tr>
+      <w:tr>
+        <w:tc>
+          <w:tcPr>
+            <w:tcW w:type="dxa" w:w="1984"/>
+          </w:tcPr>
+          <w:p>
+            <w:r/>
+            <w:r>
+              <w:rPr>
+                <w:sz w:val="18"/>
+              </w:rPr>
+              <w:t>S (storativity)</w:t>
+            </w:r>
+          </w:p>
+        </w:tc>
+        <w:tc>
+          <w:tcPr>
+            <w:tcW w:type="dxa" w:w="6803"/>
+          </w:tcPr>
+          <w:p>
+            <w:r/>
+            <w:r>
+              <w:rPr>
+                <w:sz w:val="18"/>
+              </w:rPr>
+              <w:t>Aquifer storage coefficient (dimensionless)</w:t>
+            </w:r>
+          </w:p>
+        </w:tc>
+      </w:tr>
+      <w:tr>
+        <w:tc>
+          <w:tcPr>
+            <w:tcW w:type="dxa" w:w="1984"/>
+          </w:tcPr>
+          <w:p>
+            <w:r/>
+            <w:r>
+              <w:rPr>
+                <w:sz w:val="18"/>
+              </w:rPr>
+              <w:t>m3/h</w:t>
+            </w:r>
+          </w:p>
+        </w:tc>
+        <w:tc>
+          <w:tcPr>
+            <w:tcW w:type="dxa" w:w="6803"/>
+          </w:tcPr>
+          <w:p>
+            <w:r/>
+            <w:r>
+              <w:rPr>
+                <w:sz w:val="18"/>
+              </w:rPr>
+              <w:t>Cubic metres per hour, a discharge or yield rate</w:t>
+            </w:r>
+          </w:p>
+        </w:tc>
+      </w:tr>
+      <w:tr>
+        <w:tc>
+          <w:tcPr>
+            <w:tcW w:type="dxa" w:w="1984"/>
+          </w:tcPr>
+          <w:p>
+            <w:r/>
+            <w:r>
+              <w:rPr>
+                <w:sz w:val="18"/>
+              </w:rPr>
+              <w:t>LSI / RSI</w:t>
+            </w:r>
+          </w:p>
+        </w:tc>
+        <w:tc>
+          <w:tcPr>
+            <w:tcW w:type="dxa" w:w="6803"/>
+          </w:tcPr>
+          <w:p>
+            <w:r/>
+            <w:r>
+              <w:rPr>
+                <w:sz w:val="18"/>
+              </w:rPr>
+              <w:t>Langelier and Ryznar indices of water corrosivity and scaling</w:t>
+            </w:r>
+          </w:p>
+        </w:tc>
+      </w:tr>
+      <w:tr>
+        <w:tc>
+          <w:tcPr>
+            <w:tcW w:type="dxa" w:w="1984"/>
+          </w:tcPr>
+          <w:p>
+            <w:r/>
+            <w:r>
+              <w:rPr>
+                <w:sz w:val="18"/>
+              </w:rPr>
+              <w:t>WQI</w:t>
+            </w:r>
+          </w:p>
+        </w:tc>
+        <w:tc>
+          <w:tcPr>
+            <w:tcW w:type="dxa" w:w="6803"/>
+          </w:tcPr>
+          <w:p>
+            <w:r/>
+            <w:r>
+              <w:rPr>
+                <w:sz w:val="18"/>
+              </w:rPr>
+              <w:t>Water Quality Index, an aggregate 0-based quality score</w:t>
+            </w:r>
+          </w:p>
+        </w:tc>
+      </w:tr>
+      <w:tr>
+        <w:tc>
+          <w:tcPr>
+            <w:tcW w:type="dxa" w:w="1984"/>
+          </w:tcPr>
+          <w:p>
+            <w:r/>
+            <w:r>
+              <w:rPr>
+                <w:sz w:val="18"/>
+              </w:rPr>
+              <w:t>HI</w:t>
+            </w:r>
+          </w:p>
+        </w:tc>
+        <w:tc>
+          <w:tcPr>
+            <w:tcW w:type="dxa" w:w="6803"/>
+          </w:tcPr>
+          <w:p>
+            <w:r/>
+            <w:r>
+              <w:rPr>
+                <w:sz w:val="18"/>
+              </w:rPr>
+              <w:t>Health Hazard Index, the sum of chronic hazard quotients</w:t>
+            </w:r>
+          </w:p>
+        </w:tc>
+      </w:tr>
+      <w:tr>
+        <w:tc>
+          <w:tcPr>
+            <w:tcW w:type="dxa" w:w="1984"/>
+          </w:tcPr>
+          <w:p>
+            <w:r/>
+            <w:r>
+              <w:rPr>
+                <w:sz w:val="18"/>
+              </w:rPr>
+              <w:t>uPVC</w:t>
+            </w:r>
+          </w:p>
+        </w:tc>
+        <w:tc>
+          <w:tcPr>
+            <w:tcW w:type="dxa" w:w="6803"/>
+          </w:tcPr>
+          <w:p>
+            <w:r/>
+            <w:r>
+              <w:rPr>
+                <w:sz w:val="18"/>
+              </w:rPr>
+              <w:t>Unplasticised polyvinyl chloride, the casing and screen material</w:t>
+            </w:r>
+          </w:p>
+        </w:tc>
+      </w:tr>
+      <w:tr>
+        <w:tc>
+          <w:tcPr>
+            <w:tcW w:type="dxa" w:w="1984"/>
+          </w:tcPr>
+          <w:p>
+            <w:r/>
+            <w:r>
+              <w:rPr>
+                <w:sz w:val="18"/>
+              </w:rPr>
+              <w:t>GPS / UTM</w:t>
+            </w:r>
+          </w:p>
+        </w:tc>
+        <w:tc>
+          <w:tcPr>
+            <w:tcW w:type="dxa" w:w="6803"/>
+          </w:tcPr>
+          <w:p>
+            <w:r/>
+            <w:r>
+              <w:rPr>
+                <w:sz w:val="18"/>
+              </w:rPr>
+              <w:t>Satellite positioning and the Universal Transverse Mercator grid</w:t>
+            </w:r>
+          </w:p>
+        </w:tc>
+      </w:tr>
+      <w:tr>
+        <w:tc>
+          <w:tcPr>
+            <w:tcW w:type="dxa" w:w="1984"/>
+          </w:tcPr>
+          <w:p>
+            <w:r/>
+            <w:r>
+              <w:rPr>
+                <w:sz w:val="18"/>
+              </w:rPr>
+              <w:t>WASH</w:t>
+            </w:r>
+          </w:p>
+        </w:tc>
+        <w:tc>
+          <w:tcPr>
+            <w:tcW w:type="dxa" w:w="6803"/>
+          </w:tcPr>
+          <w:p>
+            <w:r/>
+            <w:r>
+              <w:rPr>
+                <w:sz w:val="18"/>
+              </w:rPr>
+              <w:t>Water, sanitation and hygiene</w:t>
+            </w:r>
+          </w:p>
+        </w:tc>
+      </w:tr>
+      <w:tr>
+        <w:tc>
+          <w:tcPr>
+            <w:tcW w:type="dxa" w:w="1984"/>
+          </w:tcPr>
+          <w:p>
+            <w:r/>
+            <w:r>
+              <w:rPr>
+                <w:sz w:val="18"/>
+              </w:rPr>
+              <w:t>RWSN</w:t>
+            </w:r>
+          </w:p>
+        </w:tc>
+        <w:tc>
+          <w:tcPr>
+            <w:tcW w:type="dxa" w:w="6803"/>
+          </w:tcPr>
+          <w:p>
+            <w:r/>
+            <w:r>
+              <w:rPr>
+                <w:sz w:val="18"/>
+              </w:rPr>
+              <w:t>Rural Water Supply Network</w:t>
+            </w:r>
+          </w:p>
+        </w:tc>
+      </w:tr>
+      <w:tr>
+        <w:tc>
+          <w:tcPr>
+            <w:tcW w:type="dxa" w:w="1984"/>
+          </w:tcPr>
+          <w:p>
+            <w:r/>
+            <w:r>
+              <w:rPr>
+                <w:sz w:val="18"/>
+              </w:rPr>
+              <w:t>SALWACO</w:t>
+            </w:r>
+          </w:p>
+        </w:tc>
+        <w:tc>
+          <w:tcPr>
+            <w:tcW w:type="dxa" w:w="6803"/>
+          </w:tcPr>
+          <w:p>
+            <w:r/>
+            <w:r>
+              <w:rPr>
+                <w:sz w:val="18"/>
+              </w:rPr>
+              <w:t>Sierra Leone Water Company</w:t>
+            </w:r>
+          </w:p>
+        </w:tc>
+      </w:tr>
+      <w:tr>
+        <w:tc>
+          <w:tcPr>
+            <w:tcW w:type="dxa" w:w="1984"/>
+          </w:tcPr>
+          <w:p>
+            <w:r/>
+            <w:r>
+              <w:rPr>
+                <w:sz w:val="18"/>
+              </w:rPr>
+              <w:t>WHO</w:t>
+            </w:r>
+          </w:p>
+        </w:tc>
+        <w:tc>
+          <w:tcPr>
+            <w:tcW w:type="dxa" w:w="6803"/>
+          </w:tcPr>
+          <w:p>
+            <w:r/>
+            <w:r>
+              <w:rPr>
+                <w:sz w:val="18"/>
+              </w:rPr>
+              <w:t>World Health Organization</w:t>
+            </w:r>
+          </w:p>
+        </w:tc>
+      </w:tr>
+      <w:tr>
+        <w:tc>
+          <w:tcPr>
+            <w:tcW w:type="dxa" w:w="1984"/>
+          </w:tcPr>
+          <w:p>
+            <w:r/>
+            <w:r>
+              <w:rPr>
+                <w:sz w:val="18"/>
+              </w:rPr>
+              <w:t>SLSB</w:t>
+            </w:r>
+          </w:p>
+        </w:tc>
+        <w:tc>
+          <w:tcPr>
+            <w:tcW w:type="dxa" w:w="6803"/>
+          </w:tcPr>
+          <w:p>
+            <w:r/>
+            <w:r>
+              <w:rPr>
+                <w:sz w:val="18"/>
+              </w:rPr>
+              <w:t>Sierra Leone Standards Bureau</w:t>
+            </w:r>
+          </w:p>
+        </w:tc>
+      </w:tr>
+    </w:tbl>
+    <w:p/>
     <w:p>
       <w:r>
         <w:rPr>

--- a/examples/projects/dr_timbo/reports/Dr_Timbo_Water_Quality_Report.docx
+++ b/examples/projects/dr_timbo/reports/Dr_Timbo_Water_Quality_Report.docx
@@ -442,6 +442,77 @@
           <w:i w:val="0"/>
         </w:rPr>
         <w:t>The national column in the standards table is provisional: its values are WHO guideline figures carried across, or limits adopted from regional practice, and have not been confirmed against the Sierra Leone Standards Bureau drinking water specification. Confirm the figures before treating a national exceedance as a compliance finding.</w:t>
+      </w:r>
+    </w:p>
+    <w:p>
+      <w:pPr>
+        <w:pStyle w:val="Heading2"/>
+      </w:pPr>
+      <w:r>
+        <w:t>1.1 Location and setting</w:t>
+      </w:r>
+    </w:p>
+    <w:p>
+      <w:pPr>
+        <w:jc w:val="both"/>
+      </w:pPr>
+      <w:r>
+        <w:rPr>
+          <w:b w:val="0"/>
+          <w:i w:val="0"/>
+        </w:rPr>
+        <w:t>The site is recorded as Dr. Timbo's Residence, Western Area Rural district. No GPS position is recorded for it, so the maps below cover Western Area Rural district rather than the borehole itself and carry no site marker. Record the position on the field sheet and reissue this report: a borehole that cannot be found again on the ground cannot be revisited or maintained.</w:t>
+      </w:r>
+    </w:p>
+    <w:p>
+      <w:pPr>
+        <w:jc w:val="center"/>
+      </w:pPr>
+      <w:r>
+        <w:drawing>
+          <wp:inline xmlns:a="http://schemas.openxmlformats.org/drawingml/2006/main" xmlns:pic="http://schemas.openxmlformats.org/drawingml/2006/picture">
+            <wp:extent cx="5040000" cy="4627023"/>
+            <wp:docPr id="1" name="Picture 1"/>
+            <wp:cNvGraphicFramePr>
+              <a:graphicFrameLocks noChangeAspect="1"/>
+            </wp:cNvGraphicFramePr>
+            <a:graphic>
+              <a:graphicData uri="http://schemas.openxmlformats.org/drawingml/2006/picture">
+                <pic:pic>
+                  <pic:nvPicPr>
+                    <pic:cNvPr id="0" name="admin_map_8p3260_13p0991.png"/>
+                    <pic:cNvPicPr/>
+                  </pic:nvPicPr>
+                  <pic:blipFill>
+                    <a:blip r:embed="rId10"/>
+                    <a:stretch>
+                      <a:fillRect/>
+                    </a:stretch>
+                  </pic:blipFill>
+                  <pic:spPr>
+                    <a:xfrm>
+                      <a:off x="0" y="0"/>
+                      <a:ext cx="5040000" cy="4627023"/>
+                    </a:xfrm>
+                    <a:prstGeom prst="rect"/>
+                  </pic:spPr>
+                </pic:pic>
+              </a:graphicData>
+            </a:graphic>
+          </wp:inline>
+        </w:drawing>
+      </w:r>
+    </w:p>
+    <w:p>
+      <w:pPr>
+        <w:jc w:val="center"/>
+      </w:pPr>
+      <w:r>
+        <w:rPr>
+          <w:b/>
+          <w:sz w:val="18"/>
+        </w:rPr>
+        <w:t>Figure 1. Location of Western Area Rural district. Boundaries from geoBoundaries (CC BY 4.0).</w:t>
       </w:r>
     </w:p>
     <w:p>
@@ -3704,7 +3775,7 @@
         <w:drawing>
           <wp:inline xmlns:a="http://schemas.openxmlformats.org/drawingml/2006/main" xmlns:pic="http://schemas.openxmlformats.org/drawingml/2006/picture">
             <wp:extent cx="4680000" cy="4270289"/>
-            <wp:docPr id="1" name="Picture 1"/>
+            <wp:docPr id="2" name="Picture 2"/>
             <wp:cNvGraphicFramePr>
               <a:graphicFrameLocks noChangeAspect="1"/>
             </wp:cNvGraphicFramePr>
@@ -3716,7 +3787,7 @@
                     <pic:cNvPicPr/>
                   </pic:nvPicPr>
                   <pic:blipFill>
-                    <a:blip r:embed="rId10"/>
+                    <a:blip r:embed="rId11"/>
                     <a:stretch>
                       <a:fillRect/>
                     </a:stretch>
@@ -3744,7 +3815,7 @@
           <w:b/>
           <w:sz w:val="18"/>
         </w:rPr>
-        <w:t>Figure 1. Piper diagram.</w:t>
+        <w:t>Figure 2. Piper diagram.</w:t>
       </w:r>
     </w:p>
     <w:p>
@@ -3755,7 +3826,7 @@
         <w:drawing>
           <wp:inline xmlns:a="http://schemas.openxmlformats.org/drawingml/2006/main" xmlns:pic="http://schemas.openxmlformats.org/drawingml/2006/picture">
             <wp:extent cx="3960000" cy="2480743"/>
-            <wp:docPr id="2" name="Picture 2"/>
+            <wp:docPr id="3" name="Picture 3"/>
             <wp:cNvGraphicFramePr>
               <a:graphicFrameLocks noChangeAspect="1"/>
             </wp:cNvGraphicFramePr>
@@ -3767,7 +3838,7 @@
                     <pic:cNvPicPr/>
                   </pic:nvPicPr>
                   <pic:blipFill>
-                    <a:blip r:embed="rId11"/>
+                    <a:blip r:embed="rId12"/>
                     <a:stretch>
                       <a:fillRect/>
                     </a:stretch>
@@ -3795,7 +3866,7 @@
           <w:b/>
           <w:sz w:val="18"/>
         </w:rPr>
-        <w:t>Figure 2. Stiff diagram.</w:t>
+        <w:t>Figure 3. Stiff diagram.</w:t>
       </w:r>
     </w:p>
     <w:p>
